--- a/docs/6月25日世界杯预测报告.docx
+++ b/docs/6月25日世界杯预测报告.docx
@@ -710,7 +710,7 @@
                 <w:sz w:val="20"/>
                 <w:szCs w:val="20"/>
               </w:rPr>
-              <w:t xml:space="preserve">5.5/10</w:t>
+              <w:t xml:space="preserve">5.0/10</w:t>
             </w:r>
           </w:p>
         </w:tc>
@@ -3674,7 +3674,7 @@
           <w:sz w:val="22"/>
           <w:szCs w:val="22"/>
         </w:rPr>
-        <w:t xml:space="preserve">巴西小胜（0-1或0-2） | 信心指数：5.5/10</w:t>
+        <w:t xml:space="preserve">巴西小胜（0-1或0-2） | 信心指数：5.0/10</w:t>
       </w:r>
     </w:p>
     <w:p>
@@ -4704,7 +4704,7 @@
           <w:sz w:val="22"/>
           <w:szCs w:val="22"/>
         </w:rPr>
-        <w:t xml:space="preserve">巴西实力碾压（评分差2.85），但可能轮换主力</w:t>
+        <w:t xml:space="preserve">巴西并未锁定出线！4分仅比苏格兰多1分，输球可能被淘汰</w:t>
       </w:r>
     </w:p>
     <w:p>
@@ -4758,7 +4758,25 @@
           <w:sz w:val="22"/>
           <w:szCs w:val="22"/>
         </w:rPr>
-        <w:t xml:space="preserve">迈阿密高温高湿（28-32°C），对苏格兰体能不利</w:t>
+        <w:t xml:space="preserve">C组三队混战：巴西4分、摩洛哥4分、苏格兰3分</w:t>
+      </w:r>
+    </w:p>
+    <w:p>
+      <w:pPr>
+        <w:pStyle w:val="ListParagraph"/>
+        <w:numPr>
+          <w:ilvl w:val="0"/>
+          <w:numId w:val="2"/>
+        </w:numPr>
+        <w:spacing w:after="60"/>
+      </w:pPr>
+      <w:r>
+        <w:rPr>
+          <w:rFonts w:ascii="Microsoft YaHei" w:cs="Microsoft YaHei" w:eastAsia="Microsoft YaHei" w:hAnsi="Microsoft YaHei"/>
+          <w:sz w:val="22"/>
+          <w:szCs w:val="22"/>
+        </w:rPr>
+        <w:t xml:space="preserve">迈阿密高温高湿（28-32°C），对双方都有影响</w:t>
       </w:r>
     </w:p>
     <w:p>
@@ -4784,7 +4802,7 @@
           <w:sz w:val="22"/>
           <w:szCs w:val="22"/>
         </w:rPr>
-        <w:t xml:space="preserve">巴西实力碾压（评分差2.85），但苏格兰生死战战意极高。巴西可能轮换主力，苏格兰防守组织出色可能制造冷门。预测巴西0-1小胜或1-1平局。</w:t>
+        <w:t xml:space="preserve">巴西并未锁定出线（4分，输球可能被淘汰），与苏格兰生死战战意都很高。巴西实力碾压（评分差2.85），但苏格兰防守出色且中场双核有远射能力。C组三队混战，这场比赛可能决定出线命运。预测巴西0-1小胜或1-1平局。</w:t>
       </w:r>
     </w:p>
     <w:p>
